--- a/Tgs_Workshop_Web_Server/Bkpm_Acara_8/laporan/Bkpm Acara 8.docx
+++ b/Tgs_Workshop_Web_Server/Bkpm_Acara_8/laporan/Bkpm Acara 8.docx
@@ -71,7 +71,15 @@
           <w:b/>
           <w:bCs/>
         </w:rPr>
-        <w:t>Acara 7</w:t>
+        <w:t xml:space="preserve">Acara </w:t>
+      </w:r>
+      <w:r>
+        <w:rPr>
+          <w:rFonts w:cs="Times New Roman"/>
+          <w:b/>
+          <w:bCs/>
+        </w:rPr>
+        <w:t>8</w:t>
       </w:r>
     </w:p>
     <w:p>
@@ -88,6 +96,7 @@
           <w:rFonts w:cs="Times New Roman"/>
           <w:b/>
           <w:bCs/>
+          <w:noProof/>
         </w:rPr>
         <w:drawing>
           <wp:anchor distT="0" distB="0" distL="114300" distR="114300" simplePos="0" relativeHeight="251660800" behindDoc="0" locked="0" layoutInCell="1" allowOverlap="1" wp14:anchorId="256A2719" wp14:editId="68201FBD">
@@ -174,13 +183,6 @@
           <w:bCs/>
         </w:rPr>
         <w:br/>
-      </w:r>
-      <w:r>
-        <w:rPr>
-          <w:rFonts w:cs="Times New Roman"/>
-          <w:b/>
-          <w:bCs/>
-        </w:rPr>
         <w:t xml:space="preserve">Nama </w:t>
       </w:r>
       <w:proofErr w:type="spellStart"/>
@@ -1101,7 +1103,21 @@
         <w:rPr>
           <w:rFonts w:cs="Times New Roman"/>
         </w:rPr>
-        <w:t xml:space="preserve">Koneksi database dibuat pada file app/Database.php. Class Database menggunakan pola Singleton sehingga koneksi PDO hanya dibuat satu kali selama aplikasi berjalan. Konfigurasi </w:t>
+        <w:t xml:space="preserve">Koneksi database dibuat pada file app/Database.php. Class Database menggunakan pola Singleton sehingga koneksi PDO hanya dibuat satu kali selama aplikasi berjalan. </w:t>
+      </w:r>
+      <w:proofErr w:type="spellStart"/>
+      <w:r>
+        <w:rPr>
+          <w:rFonts w:cs="Times New Roman"/>
+        </w:rPr>
+        <w:t>Konfigurasi</w:t>
+      </w:r>
+      <w:proofErr w:type="spellEnd"/>
+      <w:r>
+        <w:rPr>
+          <w:rFonts w:cs="Times New Roman"/>
+        </w:rPr>
+        <w:t xml:space="preserve"> </w:t>
       </w:r>
       <w:proofErr w:type="spellStart"/>
       <w:r>
@@ -3436,12 +3452,408 @@
           <w:rFonts w:cs="Times New Roman"/>
         </w:rPr>
       </w:pPr>
-      <w:r>
-        <w:rPr>
-          <w:rFonts w:cs="Times New Roman"/>
-        </w:rPr>
-        <w:t>Berdasarkan source code project yang dikirimkan, implementasi Acara 8 telah mencakup tiga resource utama, yaitu Mahasiswa, Prodi, dan Mata Kuliah. Ketiga resource memiliki model dan controller masing-masing serta view untuk daftar dan form data.</w:t>
-      </w:r>
+      <w:proofErr w:type="spellStart"/>
+      <w:r>
+        <w:rPr>
+          <w:rFonts w:cs="Times New Roman"/>
+        </w:rPr>
+        <w:t>Berdasarkan</w:t>
+      </w:r>
+      <w:proofErr w:type="spellEnd"/>
+      <w:r>
+        <w:rPr>
+          <w:rFonts w:cs="Times New Roman"/>
+        </w:rPr>
+        <w:t xml:space="preserve"> source code project yang dikirimkan, implementasi Acara 8 telah mencakup tiga resource utama, yaitu Mahasiswa, Prodi, dan Mata Kuliah. Ketiga resource memiliki model dan controller masing-masing serta view untuk daftar dan form data.</w:t>
+      </w:r>
+    </w:p>
+    <w:p>
+      <w:pPr>
+        <w:pStyle w:val="ListParagraph"/>
+        <w:numPr>
+          <w:ilvl w:val="0"/>
+          <w:numId w:val="10"/>
+        </w:numPr>
+        <w:spacing w:after="120" w:line="360" w:lineRule="auto"/>
+        <w:jc w:val="both"/>
+        <w:rPr>
+          <w:rFonts w:cs="Times New Roman"/>
+        </w:rPr>
+      </w:pPr>
+      <w:r>
+        <w:rPr>
+          <w:rFonts w:cs="Times New Roman"/>
+        </w:rPr>
+        <w:drawing>
+          <wp:anchor distT="0" distB="0" distL="114300" distR="114300" simplePos="0" relativeHeight="251653120" behindDoc="0" locked="0" layoutInCell="1" allowOverlap="1" wp14:anchorId="0C4F544B" wp14:editId="5DF6BEFC">
+            <wp:simplePos x="0" y="0"/>
+            <wp:positionH relativeFrom="column">
+              <wp:posOffset>405765</wp:posOffset>
+            </wp:positionH>
+            <wp:positionV relativeFrom="paragraph">
+              <wp:posOffset>278130</wp:posOffset>
+            </wp:positionV>
+            <wp:extent cx="4229100" cy="2642235"/>
+            <wp:effectExtent l="0" t="0" r="0" b="5715"/>
+            <wp:wrapTopAndBottom/>
+            <wp:docPr id="1555140547" name="Picture 1"/>
+            <wp:cNvGraphicFramePr>
+              <a:graphicFrameLocks xmlns:a="http://schemas.openxmlformats.org/drawingml/2006/main" noChangeAspect="1"/>
+            </wp:cNvGraphicFramePr>
+            <a:graphic xmlns:a="http://schemas.openxmlformats.org/drawingml/2006/main">
+              <a:graphicData uri="http://schemas.openxmlformats.org/drawingml/2006/picture">
+                <pic:pic xmlns:pic="http://schemas.openxmlformats.org/drawingml/2006/picture">
+                  <pic:nvPicPr>
+                    <pic:cNvPr id="1555140547" name=""/>
+                    <pic:cNvPicPr/>
+                  </pic:nvPicPr>
+                  <pic:blipFill>
+                    <a:blip r:embed="rId9"/>
+                    <a:stretch>
+                      <a:fillRect/>
+                    </a:stretch>
+                  </pic:blipFill>
+                  <pic:spPr>
+                    <a:xfrm>
+                      <a:off x="0" y="0"/>
+                      <a:ext cx="4229100" cy="2642235"/>
+                    </a:xfrm>
+                    <a:prstGeom prst="rect">
+                      <a:avLst/>
+                    </a:prstGeom>
+                  </pic:spPr>
+                </pic:pic>
+              </a:graphicData>
+            </a:graphic>
+            <wp14:sizeRelH relativeFrom="margin">
+              <wp14:pctWidth>0</wp14:pctWidth>
+            </wp14:sizeRelH>
+            <wp14:sizeRelV relativeFrom="margin">
+              <wp14:pctHeight>0</wp14:pctHeight>
+            </wp14:sizeRelV>
+          </wp:anchor>
+        </w:drawing>
+      </w:r>
+      <w:r>
+        <w:rPr>
+          <w:rFonts w:cs="Times New Roman"/>
+          <w:b/>
+          <w:bCs/>
+        </w:rPr>
+        <w:t>CRUD MAHASISWA</w:t>
+      </w:r>
+    </w:p>
+    <w:p>
+      <w:pPr>
+        <w:pStyle w:val="ListParagraph"/>
+        <w:numPr>
+          <w:ilvl w:val="0"/>
+          <w:numId w:val="10"/>
+        </w:numPr>
+        <w:spacing w:after="120" w:line="360" w:lineRule="auto"/>
+        <w:jc w:val="both"/>
+        <w:rPr>
+          <w:rFonts w:cs="Times New Roman"/>
+        </w:rPr>
+      </w:pPr>
+      <w:r>
+        <w:rPr>
+          <w:rFonts w:cs="Times New Roman"/>
+        </w:rPr>
+        <w:lastRenderedPageBreak/>
+        <w:drawing>
+          <wp:anchor distT="0" distB="0" distL="114300" distR="114300" simplePos="0" relativeHeight="251656192" behindDoc="0" locked="0" layoutInCell="1" allowOverlap="1" wp14:anchorId="44497B3A" wp14:editId="2E5CD40A">
+            <wp:simplePos x="0" y="0"/>
+            <wp:positionH relativeFrom="column">
+              <wp:posOffset>367665</wp:posOffset>
+            </wp:positionH>
+            <wp:positionV relativeFrom="paragraph">
+              <wp:posOffset>354965</wp:posOffset>
+            </wp:positionV>
+            <wp:extent cx="5130165" cy="3187700"/>
+            <wp:effectExtent l="0" t="0" r="0" b="0"/>
+            <wp:wrapTopAndBottom/>
+            <wp:docPr id="1243843814" name="Picture 1"/>
+            <wp:cNvGraphicFramePr>
+              <a:graphicFrameLocks xmlns:a="http://schemas.openxmlformats.org/drawingml/2006/main" noChangeAspect="1"/>
+            </wp:cNvGraphicFramePr>
+            <a:graphic xmlns:a="http://schemas.openxmlformats.org/drawingml/2006/main">
+              <a:graphicData uri="http://schemas.openxmlformats.org/drawingml/2006/picture">
+                <pic:pic xmlns:pic="http://schemas.openxmlformats.org/drawingml/2006/picture">
+                  <pic:nvPicPr>
+                    <pic:cNvPr id="1243843814" name=""/>
+                    <pic:cNvPicPr/>
+                  </pic:nvPicPr>
+                  <pic:blipFill>
+                    <a:blip r:embed="rId10"/>
+                    <a:stretch>
+                      <a:fillRect/>
+                    </a:stretch>
+                  </pic:blipFill>
+                  <pic:spPr>
+                    <a:xfrm>
+                      <a:off x="0" y="0"/>
+                      <a:ext cx="5130165" cy="3187700"/>
+                    </a:xfrm>
+                    <a:prstGeom prst="rect">
+                      <a:avLst/>
+                    </a:prstGeom>
+                  </pic:spPr>
+                </pic:pic>
+              </a:graphicData>
+            </a:graphic>
+            <wp14:sizeRelH relativeFrom="margin">
+              <wp14:pctWidth>0</wp14:pctWidth>
+            </wp14:sizeRelH>
+            <wp14:sizeRelV relativeFrom="margin">
+              <wp14:pctHeight>0</wp14:pctHeight>
+            </wp14:sizeRelV>
+          </wp:anchor>
+        </w:drawing>
+      </w:r>
+      <w:r>
+        <w:rPr>
+          <w:rFonts w:cs="Times New Roman"/>
+          <w:b/>
+          <w:bCs/>
+        </w:rPr>
+        <w:t>Crud Prodi</w:t>
+      </w:r>
+    </w:p>
+    <w:p>
+      <w:pPr>
+        <w:spacing w:after="120" w:line="360" w:lineRule="auto"/>
+        <w:ind w:left="360"/>
+        <w:jc w:val="both"/>
+        <w:rPr>
+          <w:rFonts w:cs="Times New Roman"/>
+        </w:rPr>
+      </w:pPr>
+    </w:p>
+    <w:p>
+      <w:pPr>
+        <w:pStyle w:val="ListParagraph"/>
+        <w:numPr>
+          <w:ilvl w:val="0"/>
+          <w:numId w:val="10"/>
+        </w:numPr>
+        <w:spacing w:after="120" w:line="360" w:lineRule="auto"/>
+        <w:jc w:val="both"/>
+        <w:rPr>
+          <w:rFonts w:cs="Times New Roman"/>
+        </w:rPr>
+      </w:pPr>
+      <w:r>
+        <w:rPr>
+          <w:rFonts w:cs="Times New Roman"/>
+        </w:rPr>
+        <w:drawing>
+          <wp:anchor distT="0" distB="0" distL="114300" distR="114300" simplePos="0" relativeHeight="251659264" behindDoc="0" locked="0" layoutInCell="1" allowOverlap="1" wp14:anchorId="54F3295A" wp14:editId="0AD31E04">
+            <wp:simplePos x="0" y="0"/>
+            <wp:positionH relativeFrom="column">
+              <wp:posOffset>418465</wp:posOffset>
+            </wp:positionH>
+            <wp:positionV relativeFrom="paragraph">
+              <wp:posOffset>295910</wp:posOffset>
+            </wp:positionV>
+            <wp:extent cx="5400040" cy="3374390"/>
+            <wp:effectExtent l="0" t="0" r="0" b="0"/>
+            <wp:wrapTopAndBottom/>
+            <wp:docPr id="45824971" name="Picture 1"/>
+            <wp:cNvGraphicFramePr>
+              <a:graphicFrameLocks xmlns:a="http://schemas.openxmlformats.org/drawingml/2006/main" noChangeAspect="1"/>
+            </wp:cNvGraphicFramePr>
+            <a:graphic xmlns:a="http://schemas.openxmlformats.org/drawingml/2006/main">
+              <a:graphicData uri="http://schemas.openxmlformats.org/drawingml/2006/picture">
+                <pic:pic xmlns:pic="http://schemas.openxmlformats.org/drawingml/2006/picture">
+                  <pic:nvPicPr>
+                    <pic:cNvPr id="45824971" name=""/>
+                    <pic:cNvPicPr/>
+                  </pic:nvPicPr>
+                  <pic:blipFill>
+                    <a:blip r:embed="rId11"/>
+                    <a:stretch>
+                      <a:fillRect/>
+                    </a:stretch>
+                  </pic:blipFill>
+                  <pic:spPr>
+                    <a:xfrm>
+                      <a:off x="0" y="0"/>
+                      <a:ext cx="5400040" cy="3374390"/>
+                    </a:xfrm>
+                    <a:prstGeom prst="rect">
+                      <a:avLst/>
+                    </a:prstGeom>
+                  </pic:spPr>
+                </pic:pic>
+              </a:graphicData>
+            </a:graphic>
+          </wp:anchor>
+        </w:drawing>
+      </w:r>
+      <w:r>
+        <w:rPr>
+          <w:rFonts w:cs="Times New Roman"/>
+          <w:b/>
+          <w:bCs/>
+        </w:rPr>
+        <w:t xml:space="preserve">Crud Mata </w:t>
+      </w:r>
+      <w:proofErr w:type="spellStart"/>
+      <w:r>
+        <w:rPr>
+          <w:rFonts w:cs="Times New Roman"/>
+          <w:b/>
+          <w:bCs/>
+        </w:rPr>
+        <w:t>Kuliah</w:t>
+      </w:r>
+      <w:proofErr w:type="spellEnd"/>
+    </w:p>
+    <w:p>
+      <w:pPr>
+        <w:pStyle w:val="ListParagraph"/>
+        <w:rPr>
+          <w:rFonts w:cs="Times New Roman"/>
+        </w:rPr>
+      </w:pPr>
+    </w:p>
+    <w:p>
+      <w:pPr>
+        <w:pStyle w:val="ListParagraph"/>
+        <w:spacing w:after="120" w:line="360" w:lineRule="auto"/>
+        <w:jc w:val="both"/>
+        <w:rPr>
+          <w:rFonts w:cs="Times New Roman"/>
+        </w:rPr>
+      </w:pPr>
+    </w:p>
+    <w:p>
+      <w:pPr>
+        <w:pStyle w:val="ListParagraph"/>
+        <w:rPr>
+          <w:rFonts w:cs="Times New Roman"/>
+        </w:rPr>
+      </w:pPr>
+    </w:p>
+    <w:p>
+      <w:pPr>
+        <w:pStyle w:val="ListParagraph"/>
+        <w:spacing w:after="120" w:line="360" w:lineRule="auto"/>
+        <w:jc w:val="both"/>
+        <w:rPr>
+          <w:rFonts w:cs="Times New Roman"/>
+        </w:rPr>
+      </w:pPr>
+    </w:p>
+    <w:p>
+      <w:pPr>
+        <w:pStyle w:val="ListParagraph"/>
+        <w:numPr>
+          <w:ilvl w:val="0"/>
+          <w:numId w:val="10"/>
+        </w:numPr>
+        <w:spacing w:after="120" w:line="360" w:lineRule="auto"/>
+        <w:jc w:val="both"/>
+        <w:rPr>
+          <w:rFonts w:cs="Times New Roman"/>
+        </w:rPr>
+      </w:pPr>
+      <w:r>
+        <w:rPr>
+          <w:rFonts w:cs="Times New Roman"/>
+        </w:rPr>
+        <w:lastRenderedPageBreak/>
+        <w:drawing>
+          <wp:anchor distT="0" distB="0" distL="114300" distR="114300" simplePos="0" relativeHeight="251663360" behindDoc="0" locked="0" layoutInCell="1" allowOverlap="1" wp14:anchorId="1DBEE274" wp14:editId="5CD159AA">
+            <wp:simplePos x="0" y="0"/>
+            <wp:positionH relativeFrom="column">
+              <wp:posOffset>37465</wp:posOffset>
+            </wp:positionH>
+            <wp:positionV relativeFrom="paragraph">
+              <wp:posOffset>345440</wp:posOffset>
+            </wp:positionV>
+            <wp:extent cx="5400040" cy="1092835"/>
+            <wp:effectExtent l="0" t="0" r="0" b="0"/>
+            <wp:wrapTopAndBottom/>
+            <wp:docPr id="93695800" name="Picture 1"/>
+            <wp:cNvGraphicFramePr>
+              <a:graphicFrameLocks xmlns:a="http://schemas.openxmlformats.org/drawingml/2006/main" noChangeAspect="1"/>
+            </wp:cNvGraphicFramePr>
+            <a:graphic xmlns:a="http://schemas.openxmlformats.org/drawingml/2006/main">
+              <a:graphicData uri="http://schemas.openxmlformats.org/drawingml/2006/picture">
+                <pic:pic xmlns:pic="http://schemas.openxmlformats.org/drawingml/2006/picture">
+                  <pic:nvPicPr>
+                    <pic:cNvPr id="93695800" name=""/>
+                    <pic:cNvPicPr/>
+                  </pic:nvPicPr>
+                  <pic:blipFill>
+                    <a:blip r:embed="rId12"/>
+                    <a:stretch>
+                      <a:fillRect/>
+                    </a:stretch>
+                  </pic:blipFill>
+                  <pic:spPr>
+                    <a:xfrm>
+                      <a:off x="0" y="0"/>
+                      <a:ext cx="5400040" cy="1092835"/>
+                    </a:xfrm>
+                    <a:prstGeom prst="rect">
+                      <a:avLst/>
+                    </a:prstGeom>
+                  </pic:spPr>
+                </pic:pic>
+              </a:graphicData>
+            </a:graphic>
+          </wp:anchor>
+        </w:drawing>
+      </w:r>
+      <w:proofErr w:type="spellStart"/>
+      <w:r>
+        <w:rPr>
+          <w:rFonts w:cs="Times New Roman"/>
+        </w:rPr>
+        <w:t>Tombol</w:t>
+      </w:r>
+      <w:proofErr w:type="spellEnd"/>
+      <w:r>
+        <w:rPr>
+          <w:rFonts w:cs="Times New Roman"/>
+        </w:rPr>
+        <w:t xml:space="preserve"> Search </w:t>
+      </w:r>
+      <w:proofErr w:type="spellStart"/>
+      <w:r>
+        <w:rPr>
+          <w:rFonts w:cs="Times New Roman"/>
+        </w:rPr>
+        <w:t>Berdasarkan</w:t>
+      </w:r>
+      <w:proofErr w:type="spellEnd"/>
+      <w:r>
+        <w:rPr>
+          <w:rFonts w:cs="Times New Roman"/>
+        </w:rPr>
+        <w:t xml:space="preserve"> nama dan nim</w:t>
+      </w:r>
+    </w:p>
+    <w:p>
+      <w:pPr>
+        <w:pStyle w:val="ListParagraph"/>
+        <w:rPr>
+          <w:rFonts w:cs="Times New Roman"/>
+        </w:rPr>
+      </w:pPr>
+    </w:p>
+    <w:p>
+      <w:pPr>
+        <w:pStyle w:val="ListParagraph"/>
+        <w:spacing w:after="120" w:line="360" w:lineRule="auto"/>
+        <w:jc w:val="both"/>
+        <w:rPr>
+          <w:rFonts w:cs="Times New Roman"/>
+        </w:rPr>
+      </w:pPr>
     </w:p>
     <w:tbl>
       <w:tblPr>
@@ -3528,11 +3940,19 @@
                 <w:rFonts w:cs="Times New Roman"/>
               </w:rPr>
             </w:pPr>
+            <w:proofErr w:type="spellStart"/>
             <w:r>
               <w:rPr>
                 <w:rFonts w:cs="Times New Roman"/>
               </w:rPr>
-              <w:t>Koneksi database</w:t>
+              <w:t>Koneksi</w:t>
+            </w:r>
+            <w:proofErr w:type="spellEnd"/>
+            <w:r>
+              <w:rPr>
+                <w:rFonts w:cs="Times New Roman"/>
+              </w:rPr>
+              <w:t xml:space="preserve"> database</w:t>
             </w:r>
           </w:p>
         </w:tc>
@@ -3827,7 +4247,6 @@
               <w:rPr>
                 <w:rFonts w:cs="Times New Roman"/>
               </w:rPr>
-              <w:lastRenderedPageBreak/>
               <w:t>CRUD Mata Kuliah</w:t>
             </w:r>
           </w:p>
@@ -3883,12 +4302,14 @@
                 <w:rFonts w:cs="Times New Roman"/>
               </w:rPr>
             </w:pPr>
+            <w:proofErr w:type="spellStart"/>
             <w:r>
               <w:rPr>
                 <w:rFonts w:cs="Times New Roman"/>
               </w:rPr>
               <w:t>Pencarian</w:t>
             </w:r>
+            <w:proofErr w:type="spellEnd"/>
           </w:p>
         </w:tc>
         <w:tc>
@@ -4001,8 +4422,17 @@
           <w:rFonts w:ascii="Times New Roman" w:hAnsi="Times New Roman" w:cs="Times New Roman"/>
           <w:color w:val="auto"/>
         </w:rPr>
-        <w:t>2.11 Pembahasan</w:t>
-      </w:r>
+        <w:t xml:space="preserve">2.11 </w:t>
+      </w:r>
+      <w:proofErr w:type="spellStart"/>
+      <w:r>
+        <w:rPr>
+          <w:rFonts w:ascii="Times New Roman" w:hAnsi="Times New Roman" w:cs="Times New Roman"/>
+          <w:color w:val="auto"/>
+        </w:rPr>
+        <w:t>Pembahasan</w:t>
+      </w:r>
+      <w:proofErr w:type="spellEnd"/>
     </w:p>
     <w:p>
       <w:pPr>
@@ -4049,7 +4479,92 @@
         <w:rPr>
           <w:rFonts w:cs="Times New Roman"/>
         </w:rPr>
-        <w:t>CRUD yang diterapkan pada ketiga resource memungkinkan aplikasi melakukan pengelolaan data secara lengkap. Operasi yang mengubah data menggunakan method POST sesuai dengan prinsip pada BKPM. Project juga memiliki konfirmasi JavaScript sebelum proses penghapusan sehingga pengguna dapat memastikan tindakan sebelum data dihapus.</w:t>
+        <w:t xml:space="preserve">CRUD yang </w:t>
+      </w:r>
+      <w:proofErr w:type="spellStart"/>
+      <w:r>
+        <w:rPr>
+          <w:rFonts w:cs="Times New Roman"/>
+        </w:rPr>
+        <w:t>diterapkan</w:t>
+      </w:r>
+      <w:proofErr w:type="spellEnd"/>
+      <w:r>
+        <w:rPr>
+          <w:rFonts w:cs="Times New Roman"/>
+        </w:rPr>
+        <w:t xml:space="preserve"> pada ketiga resource memungkinkan aplikasi melakukan pengelolaan data secara lengkap. Operasi yang mengubah data menggunakan method POST sesuai dengan prinsip pada BKPM. Project juga </w:t>
+      </w:r>
+      <w:proofErr w:type="spellStart"/>
+      <w:r>
+        <w:rPr>
+          <w:rFonts w:cs="Times New Roman"/>
+        </w:rPr>
+        <w:t>memiliki</w:t>
+      </w:r>
+      <w:proofErr w:type="spellEnd"/>
+      <w:r>
+        <w:rPr>
+          <w:rFonts w:cs="Times New Roman"/>
+        </w:rPr>
+        <w:t xml:space="preserve"> </w:t>
+      </w:r>
+      <w:proofErr w:type="spellStart"/>
+      <w:r>
+        <w:rPr>
+          <w:rFonts w:cs="Times New Roman"/>
+        </w:rPr>
+        <w:t>konfirmasi</w:t>
+      </w:r>
+      <w:proofErr w:type="spellEnd"/>
+      <w:r>
+        <w:rPr>
+          <w:rFonts w:cs="Times New Roman"/>
+        </w:rPr>
+        <w:t xml:space="preserve"> JavaScript </w:t>
+      </w:r>
+      <w:proofErr w:type="spellStart"/>
+      <w:r>
+        <w:rPr>
+          <w:rFonts w:cs="Times New Roman"/>
+        </w:rPr>
+        <w:lastRenderedPageBreak/>
+        <w:t>sebelum</w:t>
+      </w:r>
+      <w:proofErr w:type="spellEnd"/>
+      <w:r>
+        <w:rPr>
+          <w:rFonts w:cs="Times New Roman"/>
+        </w:rPr>
+        <w:t xml:space="preserve"> proses </w:t>
+      </w:r>
+      <w:proofErr w:type="spellStart"/>
+      <w:r>
+        <w:rPr>
+          <w:rFonts w:cs="Times New Roman"/>
+        </w:rPr>
+        <w:t>penghapusan</w:t>
+      </w:r>
+      <w:proofErr w:type="spellEnd"/>
+      <w:r>
+        <w:rPr>
+          <w:rFonts w:cs="Times New Roman"/>
+        </w:rPr>
+        <w:t xml:space="preserve"> </w:t>
+      </w:r>
+      <w:proofErr w:type="spellStart"/>
+      <w:r>
+        <w:rPr>
+          <w:rFonts w:cs="Times New Roman"/>
+        </w:rPr>
+        <w:t>sehingga</w:t>
+      </w:r>
+      <w:proofErr w:type="spellEnd"/>
+      <w:r>
+        <w:rPr>
+          <w:rFonts w:cs="Times New Roman"/>
+        </w:rPr>
+        <w:t xml:space="preserve"> pengguna dapat memastikan tindakan sebelum data dihapus.</w:t>
       </w:r>
     </w:p>
     <w:p>
@@ -4113,14 +4628,7 @@
         <w:rPr>
           <w:rFonts w:cs="Times New Roman"/>
         </w:rPr>
-        <w:t xml:space="preserve">Implementasi prepared statement digunakan pada operasi database untuk meningkatkan keamanan query. Relasi antara tabel mahasiswa, prodi, dan mata kuliah </w:t>
-      </w:r>
-      <w:r>
-        <w:rPr>
-          <w:rFonts w:cs="Times New Roman"/>
-        </w:rPr>
-        <w:lastRenderedPageBreak/>
-        <w:t>digunakan untuk menampilkan data yang saling berhubungan. CRUD pada Mahasiswa, Prodi, dan Mata Kuliah telah disediakan melalui model, controller, dan view masing-masing.</w:t>
+        <w:t>Implementasi prepared statement digunakan pada operasi database untuk meningkatkan keamanan query. Relasi antara tabel mahasiswa, prodi, dan mata kuliah digunakan untuk menampilkan data yang saling berhubungan. CRUD pada Mahasiswa, Prodi, dan Mata Kuliah telah disediakan melalui model, controller, dan view masing-masing.</w:t>
       </w:r>
     </w:p>
     <w:p>
@@ -4150,7 +4658,7 @@
       </w:pPr>
     </w:p>
     <w:sectPr>
-      <w:footerReference w:type="default" r:id="rId9"/>
+      <w:footerReference w:type="default" r:id="rId13"/>
       <w:pgSz w:w="11906" w:h="16838"/>
       <w:pgMar w:top="1701" w:right="1701" w:bottom="1701" w:left="1701" w:header="720" w:footer="720" w:gutter="0"/>
       <w:cols w:space="720"/>
@@ -4410,6 +4918,92 @@
       <w:rPr>
         <w:rFonts w:ascii="Symbol" w:hAnsi="Symbol" w:hint="default"/>
       </w:rPr>
+    </w:lvl>
+  </w:abstractNum>
+  <w:abstractNum w:abstractNumId="9" w15:restartNumberingAfterBreak="0">
+    <w:nsid w:val="56BB178E"/>
+    <w:multiLevelType w:val="hybridMultilevel"/>
+    <w:tmpl w:val="14626CBC"/>
+    <w:lvl w:ilvl="0" w:tplc="0409000F">
+      <w:start w:val="1"/>
+      <w:numFmt w:val="decimal"/>
+      <w:lvlText w:val="%1."/>
+      <w:lvlJc w:val="left"/>
+      <w:pPr>
+        <w:ind w:left="720" w:hanging="360"/>
+      </w:pPr>
+    </w:lvl>
+    <w:lvl w:ilvl="1" w:tplc="04090019" w:tentative="1">
+      <w:start w:val="1"/>
+      <w:numFmt w:val="lowerLetter"/>
+      <w:lvlText w:val="%2."/>
+      <w:lvlJc w:val="left"/>
+      <w:pPr>
+        <w:ind w:left="1440" w:hanging="360"/>
+      </w:pPr>
+    </w:lvl>
+    <w:lvl w:ilvl="2" w:tplc="0409001B" w:tentative="1">
+      <w:start w:val="1"/>
+      <w:numFmt w:val="lowerRoman"/>
+      <w:lvlText w:val="%3."/>
+      <w:lvlJc w:val="right"/>
+      <w:pPr>
+        <w:ind w:left="2160" w:hanging="180"/>
+      </w:pPr>
+    </w:lvl>
+    <w:lvl w:ilvl="3" w:tplc="0409000F" w:tentative="1">
+      <w:start w:val="1"/>
+      <w:numFmt w:val="decimal"/>
+      <w:lvlText w:val="%4."/>
+      <w:lvlJc w:val="left"/>
+      <w:pPr>
+        <w:ind w:left="2880" w:hanging="360"/>
+      </w:pPr>
+    </w:lvl>
+    <w:lvl w:ilvl="4" w:tplc="04090019" w:tentative="1">
+      <w:start w:val="1"/>
+      <w:numFmt w:val="lowerLetter"/>
+      <w:lvlText w:val="%5."/>
+      <w:lvlJc w:val="left"/>
+      <w:pPr>
+        <w:ind w:left="3600" w:hanging="360"/>
+      </w:pPr>
+    </w:lvl>
+    <w:lvl w:ilvl="5" w:tplc="0409001B" w:tentative="1">
+      <w:start w:val="1"/>
+      <w:numFmt w:val="lowerRoman"/>
+      <w:lvlText w:val="%6."/>
+      <w:lvlJc w:val="right"/>
+      <w:pPr>
+        <w:ind w:left="4320" w:hanging="180"/>
+      </w:pPr>
+    </w:lvl>
+    <w:lvl w:ilvl="6" w:tplc="0409000F" w:tentative="1">
+      <w:start w:val="1"/>
+      <w:numFmt w:val="decimal"/>
+      <w:lvlText w:val="%7."/>
+      <w:lvlJc w:val="left"/>
+      <w:pPr>
+        <w:ind w:left="5040" w:hanging="360"/>
+      </w:pPr>
+    </w:lvl>
+    <w:lvl w:ilvl="7" w:tplc="04090019" w:tentative="1">
+      <w:start w:val="1"/>
+      <w:numFmt w:val="lowerLetter"/>
+      <w:lvlText w:val="%8."/>
+      <w:lvlJc w:val="left"/>
+      <w:pPr>
+        <w:ind w:left="5760" w:hanging="360"/>
+      </w:pPr>
+    </w:lvl>
+    <w:lvl w:ilvl="8" w:tplc="0409001B" w:tentative="1">
+      <w:start w:val="1"/>
+      <w:numFmt w:val="lowerRoman"/>
+      <w:lvlText w:val="%9."/>
+      <w:lvlJc w:val="right"/>
+      <w:pPr>
+        <w:ind w:left="6480" w:hanging="180"/>
+      </w:pPr>
     </w:lvl>
   </w:abstractNum>
   <w:num w:numId="1" w16cid:durableId="1941331331">
@@ -4438,6 +5032,9 @@
   </w:num>
   <w:num w:numId="9" w16cid:durableId="2029213765">
     <w:abstractNumId w:val="0"/>
+  </w:num>
+  <w:num w:numId="10" w16cid:durableId="646739183">
+    <w:abstractNumId w:val="9"/>
   </w:num>
 </w:numbering>
 </file>
@@ -5048,6 +5645,7 @@
   <w:style w:type="character" w:default="1" w:styleId="DefaultParagraphFont">
     <w:name w:val="Default Paragraph Font"/>
     <w:uiPriority w:val="1"/>
+    <w:semiHidden/>
     <w:unhideWhenUsed/>
   </w:style>
   <w:style w:type="table" w:default="1" w:styleId="TableNormal">
